--- a/Diplomata_ES/docx/1부8화_La_filtracion.docx
+++ b/Diplomata_ES/docx/1부8화_La_filtracion.docx
@@ -111,7 +111,7 @@
           <w:color w:val="555555"/>
           <w:sz w:val="19"/>
         </w:rPr>
-        <w:t>대사 150턴 · 난이도 B2-C1 · 지문 없이 대사만으로 구성 · 본문 + 한국어 대역 + 주석</w:t>
+        <w:t>대사 154턴 · 난이도 B2-C1 · 지문 없이 대사만으로 구성 · 본문 + 한국어 대역 + 주석</w:t>
       </w:r>
     </w:p>
     <w:p>
@@ -5327,7 +5327,7 @@
           <w:i w:val="0"/>
           <w:sz w:val="22"/>
         </w:rPr>
-        <w:t>¿Y qué dice esa cláusula final?</w:t>
+        <w:t>No sería la primera vez que alguien filtra la mitad de un secreto.</w:t>
       </w:r>
     </w:p>
     <w:p>
@@ -5343,7 +5343,7 @@
           <w:color w:val="555555"/>
           <w:sz w:val="19"/>
         </w:rPr>
-        <w:t>그 마지막 조항에는 뭐라고 쓰여 있나요?</w:t>
+        <w:t>비밀의 절반만 유출하는 사람이 처음은 아닐 테죠.</w:t>
       </w:r>
     </w:p>
     <w:p>
@@ -5379,7 +5379,7 @@
           <w:i w:val="0"/>
           <w:sz w:val="22"/>
         </w:rPr>
-        <w:t>La versión que conozco dice una cosa. Pero no estoy seguro de que sea la correcta.</w:t>
+        <w:t>Antonio Pérez. Secretario de Felipe Segundo. Huyó de España, publicó sus «Relaciones» con parte de los secretos del rey y calló la parte que lo comprometía a él.</w:t>
       </w:r>
     </w:p>
     <w:p>
@@ -5395,7 +5395,7 @@
           <w:color w:val="555555"/>
           <w:sz w:val="19"/>
         </w:rPr>
-        <w:t>제가 아는 판본에는 이렇게 쓰여 있습니다. 하지만 그게 맞는지는 확신이 없습니다.</w:t>
+        <w:t>안토니오 페레스. 펠리페 2세의 비서관이었죠. 스페인을 탈출해 왕의 비밀 일부를 담은 『보고서(Relaciones)』를 펴냈고, 자신을 곤란하게 하는 부분은 침묵했습니다.</w:t>
       </w:r>
     </w:p>
     <w:p>
@@ -5431,7 +5431,7 @@
           <w:i w:val="0"/>
           <w:sz w:val="22"/>
         </w:rPr>
-        <w:t>¿Cómo que no está seguro de que sea la correcta?</w:t>
+        <w:t>Y alimentó la Leyenda Negra.</w:t>
       </w:r>
     </w:p>
     <w:p>
@@ -5447,7 +5447,7 @@
           <w:color w:val="555555"/>
           <w:sz w:val="19"/>
         </w:rPr>
-        <w:t>그게 맞는지 확신이 없다니요?</w:t>
+        <w:t>그리고 '검은 전설'을 키웠죠.</w:t>
       </w:r>
     </w:p>
     <w:p>
@@ -5483,7 +5483,7 @@
           <w:i w:val="0"/>
           <w:sz w:val="22"/>
         </w:rPr>
-        <w:t>Porque hubo un traductor que anotó una duda y le arrancaron la hoja.</w:t>
+        <w:t>Una media verdad sirvió para fabricar una imagen de España que costó siglos corregir. Por eso le pido que espere: una verdad a medias hace daño mucho más tiempo que una mentira entera.</w:t>
       </w:r>
     </w:p>
     <w:p>
@@ -5499,7 +5499,7 @@
           <w:color w:val="555555"/>
           <w:sz w:val="19"/>
         </w:rPr>
-        <w:t>번역가가 의문을 메모해 두었는데 그 장이 뜯겨 나갔기 때문입니다.</w:t>
+        <w:t>반쪽 진실이 스페인에 대한 이미지를 만들어 냈고 그걸 바로잡는 데 수 세기가 걸렸습니다. 그래서 기다려 달라는 겁니다. 반쪽 진실은 완전한 거짓보다 훨씬 오래 해를 입히니까요.</w:t>
       </w:r>
     </w:p>
     <w:p>
@@ -5535,7 +5535,7 @@
           <w:i w:val="0"/>
           <w:sz w:val="22"/>
         </w:rPr>
-        <w:t>¿Un traductor? ¿Quién?</w:t>
+        <w:t>¿Y qué dice esa cláusula final?</w:t>
       </w:r>
     </w:p>
     <w:p>
@@ -5551,7 +5551,7 @@
           <w:color w:val="555555"/>
           <w:sz w:val="19"/>
         </w:rPr>
-        <w:t>번역가요? 누구죠?</w:t>
+        <w:t>그 마지막 조항에는 뭐라고 쓰여 있나요?</w:t>
       </w:r>
     </w:p>
     <w:p>
@@ -5587,7 +5587,7 @@
           <w:i w:val="0"/>
           <w:sz w:val="22"/>
         </w:rPr>
-        <w:t>No se lo diré. Ya le dije que no es una entrevista.</w:t>
+        <w:t>La versión que conozco dice una cosa. Pero no estoy seguro de que sea la correcta.</w:t>
       </w:r>
     </w:p>
     <w:p>
@@ -5603,7 +5603,7 @@
           <w:color w:val="555555"/>
           <w:sz w:val="19"/>
         </w:rPr>
-        <w:t>말씀드리지 않겠습니다. 인터뷰가 아니라고 했잖아요.</w:t>
+        <w:t>제가 아는 판본에는 이렇게 쓰여 있습니다. 하지만 그게 맞는지는 확신이 없습니다.</w:t>
       </w:r>
     </w:p>
     <w:p>
@@ -5639,7 +5639,7 @@
           <w:i w:val="0"/>
           <w:sz w:val="22"/>
         </w:rPr>
-        <w:t>Entonces, ¿qué me ofrece?</w:t>
+        <w:t>¿Cómo que no está seguro de que sea la correcta?</w:t>
       </w:r>
     </w:p>
     <w:p>
@@ -5655,7 +5655,7 @@
           <w:color w:val="555555"/>
           <w:sz w:val="19"/>
         </w:rPr>
-        <w:t>그럼 제게 뭘 제안하시는 겁니까?</w:t>
+        <w:t>그게 맞는지 확신이 없다니요?</w:t>
       </w:r>
     </w:p>
     <w:p>
@@ -5691,7 +5691,7 @@
           <w:i w:val="0"/>
           <w:sz w:val="22"/>
         </w:rPr>
-        <w:t>Un trato. Usted tiene hambre de la segunda parte. Cuando la tenga, antes de publicarla, me llama. Veinticuatro horas.</w:t>
+        <w:t>Porque hubo un traductor que anotó una duda y le arrancaron la hoja.</w:t>
       </w:r>
     </w:p>
     <w:p>
@@ -5707,7 +5707,7 @@
           <w:color w:val="555555"/>
           <w:sz w:val="19"/>
         </w:rPr>
-        <w:t>거래입니다. 당신은 후반부가 몹시 필요하죠. 후반부를 입수하면 보도하기 전에 저에게 전화하세요. 24시간.</w:t>
+        <w:t>번역가가 의문을 메모해 두었는데 그 장이 뜯겨 나갔기 때문입니다.</w:t>
       </w:r>
     </w:p>
     <w:p>
@@ -5743,7 +5743,7 @@
           <w:i w:val="0"/>
           <w:sz w:val="22"/>
         </w:rPr>
-        <w:t>¿A cambio de qué?</w:t>
+        <w:t>¿Un traductor? ¿Quién?</w:t>
       </w:r>
     </w:p>
     <w:p>
@@ -5759,7 +5759,7 @@
           <w:color w:val="555555"/>
           <w:sz w:val="19"/>
         </w:rPr>
-        <w:t>그 대가는요?</w:t>
+        <w:t>번역가요? 누구죠?</w:t>
       </w:r>
     </w:p>
     <w:p>
@@ -5795,7 +5795,7 @@
           <w:i w:val="0"/>
           <w:sz w:val="22"/>
         </w:rPr>
-        <w:t>De la primera noticia cuando haya una solución. Con detalles. Con nombres. En exclusiva.</w:t>
+        <w:t>No se lo diré. Ya le dije que no es una entrevista.</w:t>
       </w:r>
     </w:p>
     <w:p>
@@ -5811,7 +5811,7 @@
           <w:color w:val="555555"/>
           <w:sz w:val="19"/>
         </w:rPr>
-        <w:t>해법이 나오면 가장 먼저 알려 드립니다. 세부 내용과 이름까지. 단독으로요.</w:t>
+        <w:t>말씀드리지 않겠습니다. 인터뷰가 아니라고 했잖아요.</w:t>
       </w:r>
     </w:p>
     <w:p>
@@ -5847,7 +5847,7 @@
           <w:i w:val="0"/>
           <w:sz w:val="22"/>
         </w:rPr>
-        <w:t>¿Y si mi fuente me da los doce folios mañana?</w:t>
+        <w:t>Entonces, ¿qué me ofrece?</w:t>
       </w:r>
     </w:p>
     <w:p>
@@ -5863,7 +5863,7 @@
           <w:color w:val="555555"/>
           <w:sz w:val="19"/>
         </w:rPr>
-        <w:t>제 취재원이 내일 열두 장을 다 주면요?</w:t>
+        <w:t>그럼 제게 뭘 제안하시는 겁니까?</w:t>
       </w:r>
     </w:p>
     <w:p>
@@ -5899,7 +5899,7 @@
           <w:i w:val="0"/>
           <w:sz w:val="22"/>
         </w:rPr>
-        <w:t>Entonces me llamará. Y le diré lo que me preocupa.</w:t>
+        <w:t>Un trato. Usted tiene hambre de la segunda parte. Cuando la tenga, antes de publicarla, me llama. Veinticuatro horas.</w:t>
       </w:r>
     </w:p>
     <w:p>
@@ -5915,7 +5915,7 @@
           <w:color w:val="555555"/>
           <w:sz w:val="19"/>
         </w:rPr>
-        <w:t>그럼 전화하시겠죠. 그러면 제가 걱정하는 걸 말씀드리죠.</w:t>
+        <w:t>거래입니다. 당신은 후반부가 몹시 필요하죠. 후반부를 입수하면 보도하기 전에 저에게 전화하세요. 24시간.</w:t>
       </w:r>
     </w:p>
     <w:p>
@@ -5951,7 +5951,7 @@
           <w:i w:val="0"/>
           <w:sz w:val="22"/>
         </w:rPr>
-        <w:t>Es un trato curioso. Me pide que espere.</w:t>
+        <w:t>¿A cambio de qué?</w:t>
       </w:r>
     </w:p>
     <w:p>
@@ -5967,7 +5967,7 @@
           <w:color w:val="555555"/>
           <w:sz w:val="19"/>
         </w:rPr>
-        <w:t>이상한 거래네요. 저더러 기다리라니.</w:t>
+        <w:t>그 대가는요?</w:t>
       </w:r>
     </w:p>
     <w:p>
@@ -6003,7 +6003,7 @@
           <w:i w:val="0"/>
           <w:sz w:val="22"/>
         </w:rPr>
-        <w:t>Le pido que no publique una verdad a medias. Una verdad a medias es una mentira con buen marketing.</w:t>
+        <w:t>De la primera noticia cuando haya una solución. Con detalles. Con nombres. En exclusiva.</w:t>
       </w:r>
     </w:p>
     <w:p>
@@ -6019,7 +6019,7 @@
           <w:color w:val="555555"/>
           <w:sz w:val="19"/>
         </w:rPr>
-        <w:t>반쪽 진실을 보도하지 말아 달라는 겁니다. 반쪽 진실은 포장이 좋은 거짓말이에요.</w:t>
+        <w:t>해법이 나오면 가장 먼저 알려 드립니다. 세부 내용과 이름까지. 단독으로요.</w:t>
       </w:r>
     </w:p>
     <w:p>
@@ -6055,7 +6055,7 @@
           <w:i w:val="0"/>
           <w:sz w:val="22"/>
         </w:rPr>
-        <w:t>Eso se lo apunto. Lo pondré en mi cuaderno de frases de políticos.</w:t>
+        <w:t>¿Y si mi fuente me da los doce folios mañana?</w:t>
       </w:r>
     </w:p>
     <w:p>
@@ -6071,7 +6071,7 @@
           <w:color w:val="555555"/>
           <w:sz w:val="19"/>
         </w:rPr>
-        <w:t>그건 적어 두겠어요. 정치인 명언 수첩에 넣을게요.</w:t>
+        <w:t>제 취재원이 내일 열두 장을 다 주면요?</w:t>
       </w:r>
     </w:p>
     <w:p>
@@ -6107,7 +6107,7 @@
           <w:i w:val="0"/>
           <w:sz w:val="22"/>
         </w:rPr>
-        <w:t>No soy político.</w:t>
+        <w:t>Entonces me llamará. Y le diré lo que me preocupa.</w:t>
       </w:r>
     </w:p>
     <w:p>
@@ -6123,7 +6123,7 @@
           <w:color w:val="555555"/>
           <w:sz w:val="19"/>
         </w:rPr>
-        <w:t>저는 정치인이 아닙니다.</w:t>
+        <w:t>그럼 전화하시겠죠. 그러면 제가 걱정하는 걸 말씀드리죠.</w:t>
       </w:r>
     </w:p>
     <w:p>
@@ -6159,7 +6159,7 @@
           <w:i w:val="0"/>
           <w:sz w:val="22"/>
         </w:rPr>
-        <w:t>Habla como uno.</w:t>
+        <w:t>Es un trato curioso. Me pide que espere.</w:t>
       </w:r>
     </w:p>
     <w:p>
@@ -6175,7 +6175,7 @@
           <w:color w:val="555555"/>
           <w:sz w:val="19"/>
         </w:rPr>
-        <w:t>정치인처럼 말하시는데요.</w:t>
+        <w:t>이상한 거래네요. 저더러 기다리라니.</w:t>
       </w:r>
     </w:p>
     <w:p>
@@ -6211,7 +6211,7 @@
           <w:i w:val="0"/>
           <w:sz w:val="22"/>
         </w:rPr>
-        <w:t>Es lo que ocurre cuando a uno lo rodean.</w:t>
+        <w:t>Le pido que no publique una verdad a medias. Una verdad a medias es una mentira con buen marketing.</w:t>
       </w:r>
     </w:p>
     <w:p>
@@ -6227,7 +6227,7 @@
           <w:color w:val="555555"/>
           <w:sz w:val="19"/>
         </w:rPr>
-        <w:t>둘러싸여 있으면 그렇게 되죠.</w:t>
+        <w:t>반쪽 진실을 보도하지 말아 달라는 겁니다. 반쪽 진실은 포장이 좋은 거짓말이에요.</w:t>
       </w:r>
     </w:p>
     <w:p>
@@ -6263,7 +6263,7 @@
           <w:i w:val="0"/>
           <w:sz w:val="22"/>
         </w:rPr>
-        <w:t>Acepto. Pero con una condición: si usted me engaña, publico todo lo que sé sobre usted.</w:t>
+        <w:t>Eso se lo apunto. Lo pondré en mi cuaderno de frases de políticos.</w:t>
       </w:r>
     </w:p>
     <w:p>
@@ -6279,7 +6279,7 @@
           <w:color w:val="555555"/>
           <w:sz w:val="19"/>
         </w:rPr>
-        <w:t>수락합니다. 단, 조건이 있어요. 저를 속이면 당신에 대해 아는 걸 전부 보도할 겁니다.</w:t>
+        <w:t>그건 적어 두겠어요. 정치인 명언 수첩에 넣을게요.</w:t>
       </w:r>
     </w:p>
     <w:p>
@@ -6315,7 +6315,7 @@
           <w:i w:val="0"/>
           <w:sz w:val="22"/>
         </w:rPr>
-        <w:t>¿Y qué sabe de mí?</w:t>
+        <w:t>No soy político.</w:t>
       </w:r>
     </w:p>
     <w:p>
@@ -6331,7 +6331,7 @@
           <w:color w:val="555555"/>
           <w:sz w:val="19"/>
         </w:rPr>
-        <w:t>저에 대해 뭘 아십니까?</w:t>
+        <w:t>저는 정치인이 아닙니다.</w:t>
       </w:r>
     </w:p>
     <w:p>
@@ -6367,7 +6367,7 @@
           <w:i w:val="0"/>
           <w:sz w:val="22"/>
         </w:rPr>
-        <w:t>Que fue a Alcalá de Henares un viernes y a Lavapiés un sábado. Y que cenó con una embajadora un jueves.</w:t>
+        <w:t>Habla como uno.</w:t>
       </w:r>
     </w:p>
     <w:p>
@@ -6383,7 +6383,7 @@
           <w:color w:val="555555"/>
           <w:sz w:val="19"/>
         </w:rPr>
-        <w:t>금요일에 알칼라 데 에나레스에 갔고, 토요일에 라바피에스에 갔다는 것. 그리고 목요일에 어느 대사와 저녁을 먹었다는 것.</w:t>
+        <w:t>정치인처럼 말하시는데요.</w:t>
       </w:r>
     </w:p>
     <w:p>
@@ -6419,7 +6419,7 @@
           <w:i w:val="0"/>
           <w:sz w:val="22"/>
         </w:rPr>
-        <w:t>... Es usted muy buena.</w:t>
+        <w:t>Es lo que ocurre cuando a uno lo rodean.</w:t>
       </w:r>
     </w:p>
     <w:p>
@@ -6435,7 +6435,7 @@
           <w:color w:val="555555"/>
           <w:sz w:val="19"/>
         </w:rPr>
-        <w:t>…훌륭하시군요.</w:t>
+        <w:t>둘러싸여 있으면 그렇게 되죠.</w:t>
       </w:r>
     </w:p>
     <w:p>
@@ -6471,7 +6471,7 @@
           <w:i w:val="0"/>
           <w:sz w:val="22"/>
         </w:rPr>
-        <w:t>Es mi trabajo. Hasta pronto, señor Quintana.</w:t>
+        <w:t>Acepto. Pero con una condición: si usted me engaña, publico todo lo que sé sobre usted.</w:t>
       </w:r>
     </w:p>
     <w:p>
@@ -6487,6 +6487,214 @@
           <w:color w:val="555555"/>
           <w:sz w:val="19"/>
         </w:rPr>
+        <w:t>수락합니다. 단, 조건이 있어요. 저를 속이면 당신에 대해 아는 걸 전부 보도할 겁니다.</w:t>
+      </w:r>
+    </w:p>
+    <w:p>
+      <w:pPr>
+        <w:keepNext/>
+        <w:spacing w:before="80" w:after="0" w:line="276" w:lineRule="auto"/>
+        <w:ind w:left="0"/>
+      </w:pPr>
+      <w:r>
+        <w:rPr>
+          <w:rFonts w:ascii="Noto Sans KR" w:hAnsi="Noto Sans KR" w:eastAsia="Noto Sans KR" w:cs="Noto Sans KR"/>
+          <w:b w:val="0"/>
+          <w:i w:val="0"/>
+          <w:color w:val="555555"/>
+          <w:sz w:val="15"/>
+        </w:rPr>
+        <w:t xml:space="preserve">112  </w:t>
+      </w:r>
+      <w:r>
+        <w:rPr>
+          <w:rFonts w:ascii="Noto Sans KR" w:hAnsi="Noto Sans KR" w:eastAsia="Noto Sans KR" w:cs="Noto Sans KR"/>
+          <w:b/>
+          <w:i w:val="0"/>
+          <w:color w:val="8A1C2B"/>
+          <w:sz w:val="21"/>
+        </w:rPr>
+        <w:t xml:space="preserve">ÁLVARO   </w:t>
+      </w:r>
+      <w:r>
+        <w:rPr>
+          <w:rFonts w:ascii="Noto Sans KR" w:hAnsi="Noto Sans KR" w:eastAsia="Noto Sans KR" w:cs="Noto Sans KR"/>
+          <w:b w:val="0"/>
+          <w:i w:val="0"/>
+          <w:sz w:val="22"/>
+        </w:rPr>
+        <w:t>¿Y qué sabe de mí?</w:t>
+      </w:r>
+    </w:p>
+    <w:p>
+      <w:pPr>
+        <w:spacing w:before="0" w:after="40" w:line="276" w:lineRule="auto"/>
+        <w:ind w:left="595"/>
+      </w:pPr>
+      <w:r>
+        <w:rPr>
+          <w:rFonts w:ascii="Noto Sans KR" w:hAnsi="Noto Sans KR" w:eastAsia="Noto Sans KR" w:cs="Noto Sans KR"/>
+          <w:b w:val="0"/>
+          <w:i w:val="0"/>
+          <w:color w:val="555555"/>
+          <w:sz w:val="19"/>
+        </w:rPr>
+        <w:t>저에 대해 뭘 아십니까?</w:t>
+      </w:r>
+    </w:p>
+    <w:p>
+      <w:pPr>
+        <w:keepNext/>
+        <w:spacing w:before="80" w:after="0" w:line="276" w:lineRule="auto"/>
+        <w:ind w:left="0"/>
+      </w:pPr>
+      <w:r>
+        <w:rPr>
+          <w:rFonts w:ascii="Noto Sans KR" w:hAnsi="Noto Sans KR" w:eastAsia="Noto Sans KR" w:cs="Noto Sans KR"/>
+          <w:b w:val="0"/>
+          <w:i w:val="0"/>
+          <w:color w:val="555555"/>
+          <w:sz w:val="15"/>
+        </w:rPr>
+        <w:t xml:space="preserve">113  </w:t>
+      </w:r>
+      <w:r>
+        <w:rPr>
+          <w:rFonts w:ascii="Noto Sans KR" w:hAnsi="Noto Sans KR" w:eastAsia="Noto Sans KR" w:cs="Noto Sans KR"/>
+          <w:b/>
+          <w:i w:val="0"/>
+          <w:color w:val="8A1C2B"/>
+          <w:sz w:val="21"/>
+        </w:rPr>
+        <w:t xml:space="preserve">PALOMA   </w:t>
+      </w:r>
+      <w:r>
+        <w:rPr>
+          <w:rFonts w:ascii="Noto Sans KR" w:hAnsi="Noto Sans KR" w:eastAsia="Noto Sans KR" w:cs="Noto Sans KR"/>
+          <w:b w:val="0"/>
+          <w:i w:val="0"/>
+          <w:sz w:val="22"/>
+        </w:rPr>
+        <w:t>Que fue a Alcalá de Henares un viernes y a Lavapiés un sábado. Y que cenó con una embajadora un jueves.</w:t>
+      </w:r>
+    </w:p>
+    <w:p>
+      <w:pPr>
+        <w:spacing w:before="0" w:after="40" w:line="276" w:lineRule="auto"/>
+        <w:ind w:left="595"/>
+      </w:pPr>
+      <w:r>
+        <w:rPr>
+          <w:rFonts w:ascii="Noto Sans KR" w:hAnsi="Noto Sans KR" w:eastAsia="Noto Sans KR" w:cs="Noto Sans KR"/>
+          <w:b w:val="0"/>
+          <w:i w:val="0"/>
+          <w:color w:val="555555"/>
+          <w:sz w:val="19"/>
+        </w:rPr>
+        <w:t>금요일에 알칼라 데 에나레스에 갔고, 토요일에 라바피에스에 갔다는 것. 그리고 목요일에 어느 대사와 저녁을 먹었다는 것.</w:t>
+      </w:r>
+    </w:p>
+    <w:p>
+      <w:pPr>
+        <w:keepNext/>
+        <w:spacing w:before="80" w:after="0" w:line="276" w:lineRule="auto"/>
+        <w:ind w:left="0"/>
+      </w:pPr>
+      <w:r>
+        <w:rPr>
+          <w:rFonts w:ascii="Noto Sans KR" w:hAnsi="Noto Sans KR" w:eastAsia="Noto Sans KR" w:cs="Noto Sans KR"/>
+          <w:b w:val="0"/>
+          <w:i w:val="0"/>
+          <w:color w:val="555555"/>
+          <w:sz w:val="15"/>
+        </w:rPr>
+        <w:t xml:space="preserve">114  </w:t>
+      </w:r>
+      <w:r>
+        <w:rPr>
+          <w:rFonts w:ascii="Noto Sans KR" w:hAnsi="Noto Sans KR" w:eastAsia="Noto Sans KR" w:cs="Noto Sans KR"/>
+          <w:b/>
+          <w:i w:val="0"/>
+          <w:color w:val="8A1C2B"/>
+          <w:sz w:val="21"/>
+        </w:rPr>
+        <w:t xml:space="preserve">ÁLVARO   </w:t>
+      </w:r>
+      <w:r>
+        <w:rPr>
+          <w:rFonts w:ascii="Noto Sans KR" w:hAnsi="Noto Sans KR" w:eastAsia="Noto Sans KR" w:cs="Noto Sans KR"/>
+          <w:b w:val="0"/>
+          <w:i w:val="0"/>
+          <w:sz w:val="22"/>
+        </w:rPr>
+        <w:t>... Es usted muy buena.</w:t>
+      </w:r>
+    </w:p>
+    <w:p>
+      <w:pPr>
+        <w:spacing w:before="0" w:after="40" w:line="276" w:lineRule="auto"/>
+        <w:ind w:left="595"/>
+      </w:pPr>
+      <w:r>
+        <w:rPr>
+          <w:rFonts w:ascii="Noto Sans KR" w:hAnsi="Noto Sans KR" w:eastAsia="Noto Sans KR" w:cs="Noto Sans KR"/>
+          <w:b w:val="0"/>
+          <w:i w:val="0"/>
+          <w:color w:val="555555"/>
+          <w:sz w:val="19"/>
+        </w:rPr>
+        <w:t>…훌륭하시군요.</w:t>
+      </w:r>
+    </w:p>
+    <w:p>
+      <w:pPr>
+        <w:keepNext/>
+        <w:spacing w:before="80" w:after="0" w:line="276" w:lineRule="auto"/>
+        <w:ind w:left="0"/>
+      </w:pPr>
+      <w:r>
+        <w:rPr>
+          <w:rFonts w:ascii="Noto Sans KR" w:hAnsi="Noto Sans KR" w:eastAsia="Noto Sans KR" w:cs="Noto Sans KR"/>
+          <w:b w:val="0"/>
+          <w:i w:val="0"/>
+          <w:color w:val="555555"/>
+          <w:sz w:val="15"/>
+        </w:rPr>
+        <w:t xml:space="preserve">115  </w:t>
+      </w:r>
+      <w:r>
+        <w:rPr>
+          <w:rFonts w:ascii="Noto Sans KR" w:hAnsi="Noto Sans KR" w:eastAsia="Noto Sans KR" w:cs="Noto Sans KR"/>
+          <w:b/>
+          <w:i w:val="0"/>
+          <w:color w:val="8A1C2B"/>
+          <w:sz w:val="21"/>
+        </w:rPr>
+        <w:t xml:space="preserve">PALOMA   </w:t>
+      </w:r>
+      <w:r>
+        <w:rPr>
+          <w:rFonts w:ascii="Noto Sans KR" w:hAnsi="Noto Sans KR" w:eastAsia="Noto Sans KR" w:cs="Noto Sans KR"/>
+          <w:b w:val="0"/>
+          <w:i w:val="0"/>
+          <w:sz w:val="22"/>
+        </w:rPr>
+        <w:t>Es mi trabajo. Hasta pronto, señor Quintana.</w:t>
+      </w:r>
+    </w:p>
+    <w:p>
+      <w:pPr>
+        <w:spacing w:before="0" w:after="40" w:line="276" w:lineRule="auto"/>
+        <w:ind w:left="595"/>
+      </w:pPr>
+      <w:r>
+        <w:rPr>
+          <w:rFonts w:ascii="Noto Sans KR" w:hAnsi="Noto Sans KR" w:eastAsia="Noto Sans KR" w:cs="Noto Sans KR"/>
+          <w:b w:val="0"/>
+          <w:i w:val="0"/>
+          <w:color w:val="555555"/>
+          <w:sz w:val="19"/>
+        </w:rPr>
         <w:t>제 직업이니까요. 또 뵙죠, 킨타나 씨.</w:t>
       </w:r>
     </w:p>
@@ -6504,6 +6712,58 @@
           <w:sz w:val="19"/>
         </w:rPr>
         <w:t>주석 · 표현 노트</w:t>
+      </w:r>
+    </w:p>
+    <w:p>
+      <w:pPr>
+        <w:spacing w:before="0" w:after="0" w:line="276" w:lineRule="auto"/>
+        <w:ind w:left="170"/>
+        <w:shd w:val="clear" w:color="auto" w:fill="EEF1F7"/>
+      </w:pPr>
+      <w:r>
+        <w:rPr>
+          <w:rFonts w:ascii="Noto Sans KR" w:hAnsi="Noto Sans KR" w:eastAsia="Noto Sans KR" w:cs="Noto Sans KR"/>
+          <w:b/>
+          <w:i w:val="0"/>
+          <w:sz w:val="19"/>
+        </w:rPr>
+        <w:t>• Antonio Pérez</w:t>
+      </w:r>
+      <w:r>
+        <w:rPr>
+          <w:rFonts w:ascii="Noto Sans KR" w:hAnsi="Noto Sans KR" w:eastAsia="Noto Sans KR" w:cs="Noto Sans KR"/>
+          <w:b w:val="0"/>
+          <w:i w:val="0"/>
+          <w:color w:val="555555"/>
+          <w:sz w:val="19"/>
+        </w:rPr>
+        <w:t xml:space="preserve">  —  펠리페 2세의 비서관. 몰락 후 망명해 『Relaciones』를 출간하며 군주의 비밀 일부를 폭로, 이른바 '검은 전설(Leyenda Negra)' 형성에 영향을 줬다. '절반만 유출하는 자는 무엇을 감추는가'라는 이 화의 논점을 보여 주는 사례</w:t>
+      </w:r>
+    </w:p>
+    <w:p>
+      <w:pPr>
+        <w:spacing w:before="0" w:after="0" w:line="276" w:lineRule="auto"/>
+        <w:ind w:left="170"/>
+        <w:shd w:val="clear" w:color="auto" w:fill="EEF1F7"/>
+      </w:pPr>
+      <w:r>
+        <w:rPr>
+          <w:rFonts w:ascii="Noto Sans KR" w:hAnsi="Noto Sans KR" w:eastAsia="Noto Sans KR" w:cs="Noto Sans KR"/>
+          <w:b/>
+          <w:i w:val="0"/>
+          <w:sz w:val="19"/>
+        </w:rPr>
+        <w:t>• Leyenda Negra</w:t>
+      </w:r>
+      <w:r>
+        <w:rPr>
+          <w:rFonts w:ascii="Noto Sans KR" w:hAnsi="Noto Sans KR" w:eastAsia="Noto Sans KR" w:cs="Noto Sans KR"/>
+          <w:b w:val="0"/>
+          <w:i w:val="0"/>
+          <w:color w:val="555555"/>
+          <w:sz w:val="19"/>
+        </w:rPr>
+        <w:t xml:space="preserve">  —  스페인 제국에 대한 부정적 이미지(검은 전설). 선택적 정보로 형성된 이미지의 대표 사례</w:t>
       </w:r>
     </w:p>
     <w:p>
@@ -6694,7 +6954,7 @@
           <w:color w:val="555555"/>
           <w:sz w:val="15"/>
         </w:rPr>
-        <w:t xml:space="preserve">112  </w:t>
+        <w:t xml:space="preserve">116  </w:t>
       </w:r>
       <w:r>
         <w:rPr>
@@ -6746,7 +7006,7 @@
           <w:color w:val="555555"/>
           <w:sz w:val="15"/>
         </w:rPr>
-        <w:t xml:space="preserve">113  </w:t>
+        <w:t xml:space="preserve">117  </w:t>
       </w:r>
       <w:r>
         <w:rPr>
@@ -6798,7 +7058,7 @@
           <w:color w:val="555555"/>
           <w:sz w:val="15"/>
         </w:rPr>
-        <w:t xml:space="preserve">114  </w:t>
+        <w:t xml:space="preserve">118  </w:t>
       </w:r>
       <w:r>
         <w:rPr>
@@ -6850,7 +7110,7 @@
           <w:color w:val="555555"/>
           <w:sz w:val="15"/>
         </w:rPr>
-        <w:t xml:space="preserve">115  </w:t>
+        <w:t xml:space="preserve">119  </w:t>
       </w:r>
       <w:r>
         <w:rPr>
@@ -6902,7 +7162,7 @@
           <w:color w:val="555555"/>
           <w:sz w:val="15"/>
         </w:rPr>
-        <w:t xml:space="preserve">116  </w:t>
+        <w:t xml:space="preserve">120  </w:t>
       </w:r>
       <w:r>
         <w:rPr>
@@ -6954,7 +7214,7 @@
           <w:color w:val="555555"/>
           <w:sz w:val="15"/>
         </w:rPr>
-        <w:t xml:space="preserve">117  </w:t>
+        <w:t xml:space="preserve">121  </w:t>
       </w:r>
       <w:r>
         <w:rPr>
@@ -7006,7 +7266,7 @@
           <w:color w:val="555555"/>
           <w:sz w:val="15"/>
         </w:rPr>
-        <w:t xml:space="preserve">118  </w:t>
+        <w:t xml:space="preserve">122  </w:t>
       </w:r>
       <w:r>
         <w:rPr>
@@ -7058,7 +7318,7 @@
           <w:color w:val="555555"/>
           <w:sz w:val="15"/>
         </w:rPr>
-        <w:t xml:space="preserve">119  </w:t>
+        <w:t xml:space="preserve">123  </w:t>
       </w:r>
       <w:r>
         <w:rPr>
@@ -7110,7 +7370,7 @@
           <w:color w:val="555555"/>
           <w:sz w:val="15"/>
         </w:rPr>
-        <w:t xml:space="preserve">120  </w:t>
+        <w:t xml:space="preserve">124  </w:t>
       </w:r>
       <w:r>
         <w:rPr>
@@ -7162,7 +7422,7 @@
           <w:color w:val="555555"/>
           <w:sz w:val="15"/>
         </w:rPr>
-        <w:t xml:space="preserve">121  </w:t>
+        <w:t xml:space="preserve">125  </w:t>
       </w:r>
       <w:r>
         <w:rPr>
@@ -7214,7 +7474,7 @@
           <w:color w:val="555555"/>
           <w:sz w:val="15"/>
         </w:rPr>
-        <w:t xml:space="preserve">122  </w:t>
+        <w:t xml:space="preserve">126  </w:t>
       </w:r>
       <w:r>
         <w:rPr>
@@ -7266,7 +7526,7 @@
           <w:color w:val="555555"/>
           <w:sz w:val="15"/>
         </w:rPr>
-        <w:t xml:space="preserve">123  </w:t>
+        <w:t xml:space="preserve">127  </w:t>
       </w:r>
       <w:r>
         <w:rPr>
@@ -7318,7 +7578,7 @@
           <w:color w:val="555555"/>
           <w:sz w:val="15"/>
         </w:rPr>
-        <w:t xml:space="preserve">124  </w:t>
+        <w:t xml:space="preserve">128  </w:t>
       </w:r>
       <w:r>
         <w:rPr>
@@ -7370,7 +7630,7 @@
           <w:color w:val="555555"/>
           <w:sz w:val="15"/>
         </w:rPr>
-        <w:t xml:space="preserve">125  </w:t>
+        <w:t xml:space="preserve">129  </w:t>
       </w:r>
       <w:r>
         <w:rPr>
@@ -7422,7 +7682,7 @@
           <w:color w:val="555555"/>
           <w:sz w:val="15"/>
         </w:rPr>
-        <w:t xml:space="preserve">126  </w:t>
+        <w:t xml:space="preserve">130  </w:t>
       </w:r>
       <w:r>
         <w:rPr>
@@ -7474,7 +7734,7 @@
           <w:color w:val="555555"/>
           <w:sz w:val="15"/>
         </w:rPr>
-        <w:t xml:space="preserve">127  </w:t>
+        <w:t xml:space="preserve">131  </w:t>
       </w:r>
       <w:r>
         <w:rPr>
@@ -7526,7 +7786,7 @@
           <w:color w:val="555555"/>
           <w:sz w:val="15"/>
         </w:rPr>
-        <w:t xml:space="preserve">128  </w:t>
+        <w:t xml:space="preserve">132  </w:t>
       </w:r>
       <w:r>
         <w:rPr>
@@ -7578,7 +7838,7 @@
           <w:color w:val="555555"/>
           <w:sz w:val="15"/>
         </w:rPr>
-        <w:t xml:space="preserve">129  </w:t>
+        <w:t xml:space="preserve">133  </w:t>
       </w:r>
       <w:r>
         <w:rPr>
@@ -7630,7 +7890,7 @@
           <w:color w:val="555555"/>
           <w:sz w:val="15"/>
         </w:rPr>
-        <w:t xml:space="preserve">130  </w:t>
+        <w:t xml:space="preserve">134  </w:t>
       </w:r>
       <w:r>
         <w:rPr>
@@ -7682,7 +7942,7 @@
           <w:color w:val="555555"/>
           <w:sz w:val="15"/>
         </w:rPr>
-        <w:t xml:space="preserve">131  </w:t>
+        <w:t xml:space="preserve">135  </w:t>
       </w:r>
       <w:r>
         <w:rPr>
@@ -7734,7 +7994,7 @@
           <w:color w:val="555555"/>
           <w:sz w:val="15"/>
         </w:rPr>
-        <w:t xml:space="preserve">132  </w:t>
+        <w:t xml:space="preserve">136  </w:t>
       </w:r>
       <w:r>
         <w:rPr>
@@ -7786,7 +8046,7 @@
           <w:color w:val="555555"/>
           <w:sz w:val="15"/>
         </w:rPr>
-        <w:t xml:space="preserve">133  </w:t>
+        <w:t xml:space="preserve">137  </w:t>
       </w:r>
       <w:r>
         <w:rPr>
@@ -7838,7 +8098,7 @@
           <w:color w:val="555555"/>
           <w:sz w:val="15"/>
         </w:rPr>
-        <w:t xml:space="preserve">134  </w:t>
+        <w:t xml:space="preserve">138  </w:t>
       </w:r>
       <w:r>
         <w:rPr>
@@ -7890,7 +8150,7 @@
           <w:color w:val="555555"/>
           <w:sz w:val="15"/>
         </w:rPr>
-        <w:t xml:space="preserve">135  </w:t>
+        <w:t xml:space="preserve">139  </w:t>
       </w:r>
       <w:r>
         <w:rPr>
@@ -7942,7 +8202,7 @@
           <w:color w:val="555555"/>
           <w:sz w:val="15"/>
         </w:rPr>
-        <w:t xml:space="preserve">136  </w:t>
+        <w:t xml:space="preserve">140  </w:t>
       </w:r>
       <w:r>
         <w:rPr>
@@ -7994,7 +8254,7 @@
           <w:color w:val="555555"/>
           <w:sz w:val="15"/>
         </w:rPr>
-        <w:t xml:space="preserve">137  </w:t>
+        <w:t xml:space="preserve">141  </w:t>
       </w:r>
       <w:r>
         <w:rPr>
@@ -8046,7 +8306,7 @@
           <w:color w:val="555555"/>
           <w:sz w:val="15"/>
         </w:rPr>
-        <w:t xml:space="preserve">138  </w:t>
+        <w:t xml:space="preserve">142  </w:t>
       </w:r>
       <w:r>
         <w:rPr>
@@ -8288,7 +8548,7 @@
           <w:color w:val="555555"/>
           <w:sz w:val="15"/>
         </w:rPr>
-        <w:t xml:space="preserve">139  </w:t>
+        <w:t xml:space="preserve">143  </w:t>
       </w:r>
       <w:r>
         <w:rPr>
@@ -8340,7 +8600,7 @@
           <w:color w:val="555555"/>
           <w:sz w:val="15"/>
         </w:rPr>
-        <w:t xml:space="preserve">140  </w:t>
+        <w:t xml:space="preserve">144  </w:t>
       </w:r>
       <w:r>
         <w:rPr>
@@ -8392,7 +8652,7 @@
           <w:color w:val="555555"/>
           <w:sz w:val="15"/>
         </w:rPr>
-        <w:t xml:space="preserve">141  </w:t>
+        <w:t xml:space="preserve">145  </w:t>
       </w:r>
       <w:r>
         <w:rPr>
@@ -8444,7 +8704,7 @@
           <w:color w:val="555555"/>
           <w:sz w:val="15"/>
         </w:rPr>
-        <w:t xml:space="preserve">142  </w:t>
+        <w:t xml:space="preserve">146  </w:t>
       </w:r>
       <w:r>
         <w:rPr>
@@ -8496,7 +8756,7 @@
           <w:color w:val="555555"/>
           <w:sz w:val="15"/>
         </w:rPr>
-        <w:t xml:space="preserve">143  </w:t>
+        <w:t xml:space="preserve">147  </w:t>
       </w:r>
       <w:r>
         <w:rPr>
@@ -8548,7 +8808,7 @@
           <w:color w:val="555555"/>
           <w:sz w:val="15"/>
         </w:rPr>
-        <w:t xml:space="preserve">144  </w:t>
+        <w:t xml:space="preserve">148  </w:t>
       </w:r>
       <w:r>
         <w:rPr>
@@ -8600,7 +8860,7 @@
           <w:color w:val="555555"/>
           <w:sz w:val="15"/>
         </w:rPr>
-        <w:t xml:space="preserve">145  </w:t>
+        <w:t xml:space="preserve">149  </w:t>
       </w:r>
       <w:r>
         <w:rPr>
@@ -8652,7 +8912,7 @@
           <w:color w:val="555555"/>
           <w:sz w:val="15"/>
         </w:rPr>
-        <w:t xml:space="preserve">146  </w:t>
+        <w:t xml:space="preserve">150  </w:t>
       </w:r>
       <w:r>
         <w:rPr>
@@ -8704,7 +8964,7 @@
           <w:color w:val="555555"/>
           <w:sz w:val="15"/>
         </w:rPr>
-        <w:t xml:space="preserve">147  </w:t>
+        <w:t xml:space="preserve">151  </w:t>
       </w:r>
       <w:r>
         <w:rPr>
@@ -8756,7 +9016,7 @@
           <w:color w:val="555555"/>
           <w:sz w:val="15"/>
         </w:rPr>
-        <w:t xml:space="preserve">148  </w:t>
+        <w:t xml:space="preserve">152  </w:t>
       </w:r>
       <w:r>
         <w:rPr>
@@ -8808,7 +9068,7 @@
           <w:color w:val="555555"/>
           <w:sz w:val="15"/>
         </w:rPr>
-        <w:t xml:space="preserve">149  </w:t>
+        <w:t xml:space="preserve">153  </w:t>
       </w:r>
       <w:r>
         <w:rPr>
@@ -8860,7 +9120,7 @@
           <w:color w:val="555555"/>
           <w:sz w:val="15"/>
         </w:rPr>
-        <w:t xml:space="preserve">150  </w:t>
+        <w:t xml:space="preserve">154  </w:t>
       </w:r>
       <w:r>
         <w:rPr>
